--- a/Textes/Текст страницы - Подбор водителей самосвала.docx
+++ b/Textes/Текст страницы - Подбор водителей самосвала.docx
@@ -1551,6 +1551,90 @@
         </w:rPr>
         <w:t>Работаем с заявками по всей России. Регион для водителей самосвала учитываем до начала первичного отбора.</w:t>
       </w:r>
+    </w:p>
+    <w:p>
+      <w:r>
+        <w:br w:type="page"/>
+      </w:r>
+    </w:p>
+    <w:p>
+      <w:bookmarkStart w:id="1" w:name="license_0_code"/>
+      <w:r>
+        <w:t>C</w:t>
+      </w:r>
+      <w:bookmarkEnd w:id="1"/>
+    </w:p>
+    <w:p>
+      <w:bookmarkStart w:id="2" w:name="license_0_label"/>
+      <w:r>
+        <w:t>Дорожные самосвалы</w:t>
+      </w:r>
+      <w:bookmarkEnd w:id="2"/>
+    </w:p>
+    <w:p>
+      <w:bookmarkStart w:id="3" w:name="license_0_title"/>
+      <w:pPr>
+        <w:pStyle w:val="21"/>
+      </w:pPr>
+      <w:r>
+        <w:t>Водители категории C для самосвалов</w:t>
+      </w:r>
+      <w:bookmarkEnd w:id="3"/>
+    </w:p>
+    <w:p>
+      <w:bookmarkStart w:id="4" w:name="license_0_intro"/>
+      <w:r>
+        <w:t>Предоставляем водителей дорожных самосвалов с разрешённой максимальной массой свыше 3,5 т. Для объекта важны не только права, но и опыт на нужной машине и характер перевозок.</w:t>
+      </w:r>
+      <w:bookmarkEnd w:id="4"/>
+    </w:p>
+    <w:p>
+      <w:bookmarkStart w:id="5" w:name="license_0_note"/>
+      <w:r>
+        <w:t>Категорию C не переносим автоматически на карьерную или самоходную технику: документы для неё проверяем отдельно по типу машины.</w:t>
+      </w:r>
+      <w:bookmarkEnd w:id="5"/>
+    </w:p>
+    <w:p>
+      <w:bookmarkStart w:id="6" w:name="license_0_brief"/>
+      <w:r>
+        <w:t>Укажите модель самосвала, груз, маршруты, условия разгрузки и сменность.</w:t>
+      </w:r>
+      <w:bookmarkEnd w:id="6"/>
+    </w:p>
+    <w:p>
+      <w:bookmarkStart w:id="7" w:name="license_0_item_0_title"/>
+      <w:pPr>
+        <w:pStyle w:val="31"/>
+      </w:pPr>
+      <w:r>
+        <w:t>Опыт на маршруте</w:t>
+      </w:r>
+      <w:bookmarkEnd w:id="7"/>
+    </w:p>
+    <w:p>
+      <w:bookmarkStart w:id="8" w:name="license_0_item_0_body"/>
+      <w:r>
+        <w:t>Уточняем перевозку грунта и инертных материалов, подъезды к площадке, маневрирование и разгрузку.</w:t>
+      </w:r>
+      <w:bookmarkEnd w:id="8"/>
+    </w:p>
+    <w:p>
+      <w:bookmarkStart w:id="9" w:name="license_0_item_1_title"/>
+      <w:pPr>
+        <w:pStyle w:val="31"/>
+      </w:pPr>
+      <w:r>
+        <w:t>Техника и смены</w:t>
+      </w:r>
+      <w:bookmarkEnd w:id="9"/>
+    </w:p>
+    <w:p>
+      <w:bookmarkStart w:id="10" w:name="license_0_item_1_body"/>
+      <w:r>
+        <w:t>Сверяем модель самосвала, особенности управления, график работы и количество водителей.</w:t>
+      </w:r>
+      <w:bookmarkEnd w:id="10"/>
     </w:p>
     <w:sectPr>
       <w:pgSz w:w="12240" w:h="15840"/>
